--- a/deliverables/video-4-slides/hit-final/Video_4_HIT_FINAL/SHORTS/Video_4_Short_2_Chronology_Is_Not_Portability.docx
+++ b/deliverables/video-4-slides/hit-final/Video_4_HIT_FINAL/SHORTS/Video_4_Short_2_Chronology_Is_Not_Portability.docx
@@ -14,7 +14,7 @@
           <w:color w:val="8A6D1E"/>
           <w:sz w:val="20"/>
         </w:rPr>
-        <w:t>VIDEO 4 SHORT  ·  v5.1</w:t>
+        <w:t>VIDEO 4 SHORT  ·  v5.1.1</w:t>
       </w:r>
     </w:p>
     <w:p>
@@ -58,7 +58,7 @@
           <w:color w:val="5A6B82"/>
           <w:sz w:val="22"/>
         </w:rPr>
-        <w:t>Opening line:  “Chronology is where you have been. Portability is what travelled with you.”</w:t>
+        <w:t>Opening line:  “Chronology is where you have been. Portability is what traveled with you.”</w:t>
       </w:r>
     </w:p>
     <w:p>
@@ -104,7 +104,7 @@
           <w:color w:val="1A1A1A"/>
           <w:sz w:val="27"/>
         </w:rPr>
-        <w:t>Chronology is where you have been. Portability is what travelled with you.</w:t>
+        <w:t>Chronology is where you have been. Portability is what traveled with you.</w:t>
       </w:r>
     </w:p>
     <w:p>
@@ -134,7 +134,7 @@
           <w:color w:val="1A1A1A"/>
           <w:sz w:val="27"/>
         </w:rPr>
-        <w:t>When you give somebody the chronology, they are quietly doing arithmetic about why you left each place.</w:t>
+        <w:t>When you give somebody only the chronology, you leave them to work out what connects the moves.</w:t>
       </w:r>
     </w:p>
     <w:p>
